--- a/sample-data/contoso-indonesia/docx/HR-001-kebijakan-cuti-2026.docx
+++ b/sample-data/contoso-indonesia/docx/HR-001-kebijakan-cuti-2026.docx
@@ -36,7 +36,7 @@
           <w:b w:val="false"/>
           <w:bCs w:val="false"/>
         </w:rPr>
-        <w:t xml:space="preserve">Dokumen ini menjelaskan hak cuti, aturan pengajuan, dan pengecualian untuk karyawan Contoso Indonesia. Data di dokumen ini fiktif dan hanya dipakai untuk latihan Foundry IQ.</w:t>
+        <w:t xml:space="preserve">Dokumen ini menjelaskan hak cuti, aturan pengajuan, dan pengecualian untuk karyawan Contoso Indonesia.</w:t>
       </w:r>
     </w:p>
     <w:p>
@@ -1832,18 +1832,6 @@
         </w:tc>
       </w:tr>
     </w:tbl>
-    <w:p>
-      <w:pPr>
-        <w:spacing w:after="80" w:before="80"/>
-      </w:pPr>
-      <w:r>
-        <w:rPr>
-          <w:b w:val="false"/>
-          <w:bCs w:val="false"/>
-        </w:rPr>
-        <w:t xml:space="preserve">Dokumen ini fiktif dan hanya dipakai untuk latihan Foundry IQ.</w:t>
-      </w:r>
-    </w:p>
     <w:sectPr>
       <w:headerReference w:type="default" r:id="rId7"/>
       <w:footerReference w:type="default" r:id="rId8"/>

--- a/sample-data/contoso-indonesia/docx/HR-001-kebijakan-cuti-2026.docx
+++ b/sample-data/contoso-indonesia/docx/HR-001-kebijakan-cuti-2026.docx
@@ -62,6 +62,36 @@
           <w:bCs w:val="false"/>
         </w:rPr>
         <w:t xml:space="preserve">Semua cuti harus diajukan melalui HR Portal. Manager wajib memberikan keputusan maksimal dua hari kerja setelah permintaan diterima, kecuali cuti sakit yang dilaporkan setelah kejadian.</w:t>
+      </w:r>
+    </w:p>
+    <w:p>
+      <w:pPr>
+        <w:pStyle w:val="Heading2"/>
+        <w:spacing w:after="80" w:before="80"/>
+      </w:pPr>
+      <w:r>
+        <w:rPr>
+          <w:b/>
+          <w:bCs/>
+        </w:rPr>
+        <w:t xml:space="preserve">Proses Pengajuan Cuti End-to-End</w:t>
+      </w:r>
+    </w:p>
+    <w:p>
+      <w:pPr>
+        <w:spacing w:after="80" w:before="80"/>
+      </w:pPr>
+      <w:r>
+        <w:rPr>
+          <w:b w:val="false"/>
+          <w:bCs w:val="false"/>
+        </w:rPr>
+        <w:t xml:space="preserve">Alur pengajuan cuti berjalan end-to-end sebagai berikut:
+1. Karyawan mengajukan cuti melalui HR Portal dengan memilih jenis cuti serta tanggal mulai dan tanggal selesai.
+2. Manager melakukan review dan memberikan keputusan (setuju atau tolak) maksimal dua hari kerja setelah permintaan diterima.
+3. Setelah disetujui, HR memperbarui saldo cuti dan status pengajuan pada sistem.
+4. Sistem mengirim notifikasi hasil pengajuan ke karyawan.
+Pengecualian: cuti sakit dapat dilaporkan pada hari H setelah kejadian, dan cuti sakit lebih dari satu hari memerlukan surat dokter.</w:t>
       </w:r>
     </w:p>
     <w:p>
